--- a/docs/Manual-de-usuario-NavMarina.docx
+++ b/docs/Manual-de-usuario-NavMarina.docx
@@ -451,7 +451,7 @@
     </w:p>
     <w:p>
       <w:r>
-        <w:t>NavMarina recibe los datos de Signal K. El indicador CONECTADO confirma la conexión con el servidor; cada instrumento depende además de que su fuente esté enviando lecturas válidas.</w:t>
+        <w:t>NavMarina recibe los datos de Signal K. El icono de enlace es verde cuando hay conexión con el servidor y rojo, con el enlace cortado, cuando se pierde. Cada instrumento depende además de que su fuente esté enviando lecturas válidas.</w:t>
       </w:r>
     </w:p>
     <w:p>
@@ -730,7 +730,7 @@
     </w:p>
     <w:p>
       <w:r>
-        <w:t>El paquete Raspberry abre su interfaz desde el propio equipo. Los datos en vivo necesitan acceso a Signal K, aunque no haya Internet. En la web, la apertura sin conexión depende de que la PWA se haya cargado y guardado previamente. Una web HTTPS necesita una conexión compatible con Signal K; si no conecta, revisa la dirección con quien administre el servidor.</w:t>
+        <w:t>El paquete Raspberry abre su interfaz desde el propio equipo. Los datos en vivo necesitan acceso a Signal K, aunque no haya Internet. Si Signal K está en la misma Raspberry, quitar el Wi-Fi puede mantener el enlace local y el icono verde. En la web, la apertura sin conexión depende de que la PWA se haya cargado y guardado previamente. Una web HTTPS necesita una conexión compatible con Signal K; si no conecta, revisa la dirección con quien administre el servidor.</w:t>
       </w:r>
     </w:p>
     <w:p>
@@ -3412,6 +3412,19 @@
         <w:pStyle w:val="Heading2"/>
       </w:pPr>
       <w:r>
+        <w:t>Alarma de escora</w:t>
+      </w:r>
+    </w:p>
+    <w:p>
+      <w:r>
+        <w:t>Ajusta su límite entre 1 y 90° en Ajustes. Si no hay un valor guardado válido se usan 30°. El barco del medidor parpadea alternando blanco y rojo al alcanzar o superar el límite, a babor o estribor. Al bajar del límite deja de parpadear y recupera sus colores habituales. Este aviso no emite sonido.</w:t>
+      </w:r>
+    </w:p>
+    <w:p>
+      <w:pPr>
+        <w:pStyle w:val="Heading2"/>
+      </w:pPr>
+      <w:r>
         <w:t>Comprobar el sonido</w:t>
       </w:r>
     </w:p>
@@ -3431,6 +3444,19 @@
     <w:p>
       <w:r>
         <w:t>Se puede alternar desde la cabecera o en Ajustes. La intensidad se guarda; comprueba el estado de día/noche al volver a abrir. Este ajuste oscurece la aplicación, no modifica necesariamente el brillo físico de la pantalla.</w:t>
+      </w:r>
+    </w:p>
+    <w:p>
+      <w:pPr>
+        <w:pStyle w:val="Heading2"/>
+      </w:pPr>
+      <w:r>
+        <w:t>Salir de NavMarina</w:t>
+      </w:r>
+    </w:p>
+    <w:p>
+      <w:r>
+        <w:t>CERRAR en la cabecera pide confirmación para salir y, si hay fondeo activo, avisa de que se detendrá su vigilancia. CERRAR dentro de Ajustes solo vuelve a la consola. En Raspberry salir cierra la ventana de la app; si el navegador impide el cierre, utiliza la X de la ventana o pestaña.</w:t>
       </w:r>
     </w:p>
     <w:p>

--- a/docs/Manual-de-usuario-NavMarina.docx
+++ b/docs/Manual-de-usuario-NavMarina.docx
@@ -1108,6 +1108,19 @@
     </w:p>
     <w:p>
       <w:pPr>
+        <w:pStyle w:val="Heading2"/>
+      </w:pPr>
+      <w:r>
+        <w:t>Motor en marcha</w:t>
+      </w:r>
+    </w:p>
+    <w:p>
+      <w:r>
+        <w:t>El botón bajo la conexión es amarillo con marcha confirmada y gris en los demás casos. Púlsalo para abrir el panel, incluso parado o desconectado. Los cuatro avisos superiores se iluminan en rojo al recibir alarmas, sin sonido. Las cinco esferas son analógicas: escalas y agujas, sin displays digitales. La central indica RPM. En Ajustes puedes guardar el máximo de escala y el inicio de zona roja (5.000 y 4.000 RPM iniciales); el inicio rojo no puede superar el máximo. Las esferas de la izquierda indican temperatura en °C (arriba, escala 0–120) y presión de aceite en bar (abajo, escala 0–10). A la derecha: combustible en % (arriba) y batería en V (abajo, escala 0–16). Con varias fuentes, combustible y voltaje muestran el menor valor recibido. Todo se actualiza con el panel abierto. Sin datos: aguja gris en reposo. Con datos válidos, incluso cero: roja. Pulsa Cerrar o fuera del popup para volver.</w:t>
+      </w:r>
+    </w:p>
+    <w:p>
+      <w:pPr>
         <w:shd w:fill="EDF3F6"/>
       </w:pPr>
       <w:r>
@@ -1600,7 +1613,7 @@
               <w:rPr>
                 <w:sz w:val="18"/>
               </w:rPr>
-              <w:t>Estado estimado a partir de las RPM recibidas; no es una selección manual.</w:t>
+              <w:t>Estado recibido del motor o estimado a partir de sus RPM; no es una selección manual.</w:t>
             </w:r>
           </w:p>
         </w:tc>
